--- a/1002/📝 자바스크립트 시험 문제.docx
+++ b/1002/📝 자바스크립트 시험 문제.docx
@@ -1,6 +1,6 @@
 
 <file path=word/document.xml><?xml version="1.0" encoding="utf-8"?>
-<w:document xmlns:wpc="http://schemas.microsoft.com/office/word/2010/wordprocessingCanvas" xmlns:cx="http://schemas.microsoft.com/office/drawing/2014/chartex" xmlns:cx1="http://schemas.microsoft.com/office/drawing/2015/9/8/chartex" xmlns:cx2="http://schemas.microsoft.com/office/drawing/2015/10/21/chartex" xmlns:cx3="http://schemas.microsoft.com/office/drawing/2016/5/9/chartex" xmlns:cx4="http://schemas.microsoft.com/office/drawing/2016/5/10/chartex" xmlns:cx5="http://schemas.microsoft.com/office/drawing/2016/5/11/chartex" xmlns:cx6="http://schemas.microsoft.com/office/drawing/2016/5/12/chartex" xmlns:cx7="http://schemas.microsoft.com/office/drawing/2016/5/13/chartex" xmlns:cx8="http://schemas.microsoft.com/office/drawing/2016/5/14/chartex" xmlns:mc="http://schemas.openxmlformats.org/markup-compatibility/2006" xmlns:aink="http://schemas.microsoft.com/office/drawing/2016/ink" xmlns:am3d="http://schemas.microsoft.com/office/drawing/2017/model3d" xmlns:o="urn:schemas-microsoft-com:office:office" xmlns:r="http://schemas.openxmlformats.org/officeDocument/2006/relationships" xmlns:m="http://schemas.openxmlformats.org/officeDocument/2006/math" xmlns:v="urn:schemas-microsoft-com:vml" xmlns:wp14="http://schemas.microsoft.com/office/word/2010/wordprocessingDrawing" xmlns:wp="http://schemas.openxmlformats.org/drawingml/2006/wordprocessingDrawing" xmlns:w10="urn:schemas-microsoft-com:office:word" xmlns:w="http://schemas.openxmlformats.org/wordprocessingml/2006/main" xmlns:w14="http://schemas.microsoft.com/office/word/2010/wordml" xmlns:w15="http://schemas.microsoft.com/office/word/2012/wordml" xmlns:w16cex="http://schemas.microsoft.com/office/word/2018/wordml/cex" xmlns:w16cid="http://schemas.microsoft.com/office/word/2016/wordml/cid" xmlns:w16="http://schemas.microsoft.com/office/word/2018/wordml" xmlns:w16sdtdh="http://schemas.microsoft.com/office/word/2020/wordml/sdtdatahash" xmlns:w16se="http://schemas.microsoft.com/office/word/2015/wordml/symex" xmlns:wpg="http://schemas.microsoft.com/office/word/2010/wordprocessingGroup" xmlns:wpi="http://schemas.microsoft.com/office/word/2010/wordprocessingInk" xmlns:wne="http://schemas.microsoft.com/office/word/2006/wordml" xmlns:wps="http://schemas.microsoft.com/office/word/2010/wordprocessingShape" mc:Ignorable="w14 w15 w16se w16cid w16 w16cex w16sdtdh wp14">
+<w:document xmlns:wpc="http://schemas.microsoft.com/office/word/2010/wordprocessingCanvas" xmlns:cx="http://schemas.microsoft.com/office/drawing/2014/chartex" xmlns:cx1="http://schemas.microsoft.com/office/drawing/2015/9/8/chartex" xmlns:cx2="http://schemas.microsoft.com/office/drawing/2015/10/21/chartex" xmlns:cx3="http://schemas.microsoft.com/office/drawing/2016/5/9/chartex" xmlns:cx4="http://schemas.microsoft.com/office/drawing/2016/5/10/chartex" xmlns:cx5="http://schemas.microsoft.com/office/drawing/2016/5/11/chartex" xmlns:cx6="http://schemas.microsoft.com/office/drawing/2016/5/12/chartex" xmlns:cx7="http://schemas.microsoft.com/office/drawing/2016/5/13/chartex" xmlns:cx8="http://schemas.microsoft.com/office/drawing/2016/5/14/chartex" xmlns:mc="http://schemas.openxmlformats.org/markup-compatibility/2006" xmlns:aink="http://schemas.microsoft.com/office/drawing/2016/ink" xmlns:am3d="http://schemas.microsoft.com/office/drawing/2017/model3d" xmlns:o="urn:schemas-microsoft-com:office:office" xmlns:oel="http://schemas.microsoft.com/office/2019/extlst" xmlns:r="http://schemas.openxmlformats.org/officeDocument/2006/relationships" xmlns:m="http://schemas.openxmlformats.org/officeDocument/2006/math" xmlns:v="urn:schemas-microsoft-com:vml" xmlns:wp14="http://schemas.microsoft.com/office/word/2010/wordprocessingDrawing" xmlns:wp="http://schemas.openxmlformats.org/drawingml/2006/wordprocessingDrawing" xmlns:w10="urn:schemas-microsoft-com:office:word" xmlns:w="http://schemas.openxmlformats.org/wordprocessingml/2006/main" xmlns:w14="http://schemas.microsoft.com/office/word/2010/wordml" xmlns:w15="http://schemas.microsoft.com/office/word/2012/wordml" xmlns:w16cex="http://schemas.microsoft.com/office/word/2018/wordml/cex" xmlns:w16cid="http://schemas.microsoft.com/office/word/2016/wordml/cid" xmlns:w16="http://schemas.microsoft.com/office/word/2018/wordml" xmlns:w16du="http://schemas.microsoft.com/office/word/2023/wordml/word16du" xmlns:w16sdtdh="http://schemas.microsoft.com/office/word/2020/wordml/sdtdatahash" xmlns:w16sdtfl="http://schemas.microsoft.com/office/word/2024/wordml/sdtformatlock" xmlns:w16se="http://schemas.microsoft.com/office/word/2015/wordml/symex" xmlns:wpg="http://schemas.microsoft.com/office/word/2010/wordprocessingGroup" xmlns:wpi="http://schemas.microsoft.com/office/word/2010/wordprocessingInk" xmlns:wne="http://schemas.microsoft.com/office/word/2006/wordml" xmlns:wps="http://schemas.microsoft.com/office/word/2010/wordprocessingShape" mc:Ignorable="w14 w15 w16se w16cid w16 w16cex w16sdtdh w16sdtfl w16du wp14">
   <w:body>
     <w:p>
       <w:pPr>
@@ -420,6 +420,46 @@
           <w:szCs w:val="24"/>
         </w:rPr>
         <w:t>?</w:t>
+      </w:r>
+      <w:r>
+        <w:rPr>
+          <w:rFonts w:ascii="Segoe UI" w:eastAsia="굴림" w:hAnsi="Segoe UI" w:cs="Segoe UI" w:hint="eastAsia"/>
+          <w:color w:val="0D0D0D"/>
+          <w:kern w:val="0"/>
+          <w:sz w:val="24"/>
+          <w:szCs w:val="24"/>
+        </w:rPr>
+        <w:t xml:space="preserve"> </w:t>
+      </w:r>
+      <w:r>
+        <w:rPr>
+          <w:rFonts w:ascii="Segoe UI" w:eastAsia="굴림" w:hAnsi="Segoe UI" w:cs="Segoe UI"/>
+          <w:color w:val="0D0D0D"/>
+          <w:kern w:val="0"/>
+          <w:sz w:val="24"/>
+          <w:szCs w:val="24"/>
+        </w:rPr>
+        <w:t>I</w:t>
+      </w:r>
+      <w:r>
+        <w:rPr>
+          <w:rFonts w:ascii="Segoe UI" w:eastAsia="굴림" w:hAnsi="Segoe UI" w:cs="Segoe UI" w:hint="eastAsia"/>
+          <w:color w:val="0D0D0D"/>
+          <w:kern w:val="0"/>
+          <w:sz w:val="24"/>
+          <w:szCs w:val="24"/>
+        </w:rPr>
+        <w:t>nt 4</w:t>
+      </w:r>
+      <w:r>
+        <w:rPr>
+          <w:rFonts w:ascii="Segoe UI" w:eastAsia="굴림" w:hAnsi="Segoe UI" w:cs="Segoe UI" w:hint="eastAsia"/>
+          <w:color w:val="0D0D0D"/>
+          <w:kern w:val="0"/>
+          <w:sz w:val="24"/>
+          <w:szCs w:val="24"/>
+        </w:rPr>
+        <w:t>번</w:t>
       </w:r>
       <w:r>
         <w:rPr>
@@ -610,7 +650,7 @@
         <w:spacing w:before="100" w:beforeAutospacing="1" w:after="100" w:afterAutospacing="1" w:line="240" w:lineRule="auto"/>
         <w:jc w:val="left"/>
         <w:rPr>
-          <w:rFonts w:ascii="Segoe UI" w:eastAsia="굴림" w:hAnsi="Segoe UI" w:cs="Segoe UI"/>
+          <w:rFonts w:ascii="Segoe UI" w:eastAsia="굴림" w:hAnsi="Segoe UI" w:cs="Segoe UI" w:hint="eastAsia"/>
           <w:color w:val="0D0D0D"/>
           <w:kern w:val="0"/>
           <w:sz w:val="24"/>
@@ -696,6 +736,16 @@
           <w:szCs w:val="24"/>
         </w:rPr>
         <w:t>?</w:t>
+      </w:r>
+      <w:r>
+        <w:rPr>
+          <w:rFonts w:ascii="Segoe UI" w:eastAsia="굴림" w:hAnsi="Segoe UI" w:cs="Segoe UI" w:hint="eastAsia"/>
+          <w:color w:val="0D0D0D"/>
+          <w:kern w:val="0"/>
+          <w:sz w:val="24"/>
+          <w:szCs w:val="24"/>
+        </w:rPr>
+        <w:t xml:space="preserve"> </w:t>
       </w:r>
     </w:p>
     <w:p>
@@ -726,7 +776,7 @@
         <w:spacing w:after="0" w:line="240" w:lineRule="auto"/>
         <w:jc w:val="left"/>
         <w:rPr>
-          <w:rFonts w:ascii="굴림체" w:eastAsia="굴림체" w:hAnsi="굴림체" w:cs="굴림체"/>
+          <w:rFonts w:ascii="굴림체" w:eastAsia="굴림체" w:hAnsi="굴림체" w:cs="굴림체" w:hint="eastAsia"/>
           <w:color w:val="0D0D0D"/>
           <w:kern w:val="0"/>
           <w:sz w:val="21"/>
@@ -813,7 +863,6 @@
         </w:rPr>
         <w:t xml:space="preserve">; </w:t>
       </w:r>
-      <w:proofErr w:type="gramStart"/>
       <w:r>
         <w:rPr>
           <w:rFonts w:ascii="굴림체" w:eastAsia="굴림체" w:hAnsi="굴림체" w:cs="굴림체"/>
@@ -852,9 +901,18 @@
           <w:sz w:val="24"/>
           <w:szCs w:val="24"/>
         </w:rPr>
-        <w:t>(</w:t>
-      </w:r>
-      <w:proofErr w:type="gramEnd"/>
+        <w:t xml:space="preserve">(x == y); </w:t>
+      </w:r>
+      <w:r>
+        <w:rPr>
+          <w:rFonts w:ascii="굴림체" w:eastAsia="굴림체" w:hAnsi="굴림체" w:cs="굴림체"/>
+          <w:color w:val="986801"/>
+          <w:kern w:val="0"/>
+          <w:sz w:val="24"/>
+          <w:szCs w:val="24"/>
+        </w:rPr>
+        <w:t>console</w:t>
+      </w:r>
       <w:r>
         <w:rPr>
           <w:rFonts w:ascii="굴림체" w:eastAsia="굴림체" w:hAnsi="굴림체" w:cs="굴림체"/>
@@ -863,17 +921,17 @@
           <w:sz w:val="24"/>
           <w:szCs w:val="24"/>
         </w:rPr>
-        <w:t xml:space="preserve">x == y); </w:t>
+        <w:t>.</w:t>
       </w:r>
       <w:r>
         <w:rPr>
           <w:rFonts w:ascii="굴림체" w:eastAsia="굴림체" w:hAnsi="굴림체" w:cs="굴림체"/>
-          <w:color w:val="986801"/>
-          <w:kern w:val="0"/>
-          <w:sz w:val="24"/>
-          <w:szCs w:val="24"/>
-        </w:rPr>
-        <w:t>console</w:t>
+          <w:color w:val="4078F2"/>
+          <w:kern w:val="0"/>
+          <w:sz w:val="24"/>
+          <w:szCs w:val="24"/>
+        </w:rPr>
+        <w:t>log</w:t>
       </w:r>
       <w:r>
         <w:rPr>
@@ -883,18 +941,9 @@
           <w:sz w:val="24"/>
           <w:szCs w:val="24"/>
         </w:rPr>
-        <w:t>.</w:t>
-      </w:r>
-      <w:r>
-        <w:rPr>
-          <w:rFonts w:ascii="굴림체" w:eastAsia="굴림체" w:hAnsi="굴림체" w:cs="굴림체"/>
-          <w:color w:val="4078F2"/>
-          <w:kern w:val="0"/>
-          <w:sz w:val="24"/>
-          <w:szCs w:val="24"/>
-        </w:rPr>
-        <w:t>log</w:t>
-      </w:r>
+        <w:t>(x === y</w:t>
+      </w:r>
+      <w:proofErr w:type="gramStart"/>
       <w:r>
         <w:rPr>
           <w:rFonts w:ascii="굴림체" w:eastAsia="굴림체" w:hAnsi="굴림체" w:cs="굴림체"/>
@@ -903,7 +952,28 @@
           <w:sz w:val="24"/>
           <w:szCs w:val="24"/>
         </w:rPr>
-        <w:t xml:space="preserve">(x === y); </w:t>
+        <w:t xml:space="preserve">); </w:t>
+      </w:r>
+      <w:r>
+        <w:rPr>
+          <w:rFonts w:ascii="굴림체" w:eastAsia="굴림체" w:hAnsi="굴림체" w:cs="굴림체" w:hint="eastAsia"/>
+          <w:color w:val="383A42"/>
+          <w:kern w:val="0"/>
+          <w:sz w:val="24"/>
+          <w:szCs w:val="24"/>
+        </w:rPr>
+        <w:t xml:space="preserve"> 2</w:t>
+      </w:r>
+      <w:proofErr w:type="gramEnd"/>
+      <w:r>
+        <w:rPr>
+          <w:rFonts w:ascii="굴림체" w:eastAsia="굴림체" w:hAnsi="굴림체" w:cs="굴림체" w:hint="eastAsia"/>
+          <w:color w:val="383A42"/>
+          <w:kern w:val="0"/>
+          <w:sz w:val="24"/>
+          <w:szCs w:val="24"/>
+        </w:rPr>
+        <w:t>번</w:t>
       </w:r>
     </w:p>
     <w:p>
@@ -1043,7 +1113,29 @@
           <w:sz w:val="24"/>
           <w:szCs w:val="24"/>
         </w:rPr>
-        <w:t xml:space="preserve"> true / false</w:t>
+        <w:t xml:space="preserve"> </w:t>
+      </w:r>
+      <w:proofErr w:type="gramStart"/>
+      <w:r>
+        <w:rPr>
+          <w:rFonts w:ascii="Segoe UI" w:eastAsia="굴림" w:hAnsi="Segoe UI" w:cs="Segoe UI"/>
+          <w:color w:val="0D0D0D"/>
+          <w:kern w:val="0"/>
+          <w:sz w:val="24"/>
+          <w:szCs w:val="24"/>
+        </w:rPr>
+        <w:t>true /</w:t>
+      </w:r>
+      <w:proofErr w:type="gramEnd"/>
+      <w:r>
+        <w:rPr>
+          <w:rFonts w:ascii="Segoe UI" w:eastAsia="굴림" w:hAnsi="Segoe UI" w:cs="Segoe UI"/>
+          <w:color w:val="0D0D0D"/>
+          <w:kern w:val="0"/>
+          <w:sz w:val="24"/>
+          <w:szCs w:val="24"/>
+        </w:rPr>
+        <w:t xml:space="preserve"> false</w:t>
       </w:r>
       <w:r>
         <w:rPr>
@@ -1073,7 +1165,29 @@
           <w:sz w:val="24"/>
           <w:szCs w:val="24"/>
         </w:rPr>
-        <w:t xml:space="preserve"> false / true</w:t>
+        <w:t xml:space="preserve"> </w:t>
+      </w:r>
+      <w:proofErr w:type="gramStart"/>
+      <w:r>
+        <w:rPr>
+          <w:rFonts w:ascii="Segoe UI" w:eastAsia="굴림" w:hAnsi="Segoe UI" w:cs="Segoe UI"/>
+          <w:color w:val="0D0D0D"/>
+          <w:kern w:val="0"/>
+          <w:sz w:val="24"/>
+          <w:szCs w:val="24"/>
+        </w:rPr>
+        <w:t>false /</w:t>
+      </w:r>
+      <w:proofErr w:type="gramEnd"/>
+      <w:r>
+        <w:rPr>
+          <w:rFonts w:ascii="Segoe UI" w:eastAsia="굴림" w:hAnsi="Segoe UI" w:cs="Segoe UI"/>
+          <w:color w:val="0D0D0D"/>
+          <w:kern w:val="0"/>
+          <w:sz w:val="24"/>
+          <w:szCs w:val="24"/>
+        </w:rPr>
+        <w:t xml:space="preserve"> true</w:t>
       </w:r>
       <w:r>
         <w:rPr>
@@ -1103,7 +1217,29 @@
           <w:sz w:val="24"/>
           <w:szCs w:val="24"/>
         </w:rPr>
-        <w:t xml:space="preserve"> false / false</w:t>
+        <w:t xml:space="preserve"> </w:t>
+      </w:r>
+      <w:proofErr w:type="gramStart"/>
+      <w:r>
+        <w:rPr>
+          <w:rFonts w:ascii="Segoe UI" w:eastAsia="굴림" w:hAnsi="Segoe UI" w:cs="Segoe UI"/>
+          <w:color w:val="0D0D0D"/>
+          <w:kern w:val="0"/>
+          <w:sz w:val="24"/>
+          <w:szCs w:val="24"/>
+        </w:rPr>
+        <w:t>false /</w:t>
+      </w:r>
+      <w:proofErr w:type="gramEnd"/>
+      <w:r>
+        <w:rPr>
+          <w:rFonts w:ascii="Segoe UI" w:eastAsia="굴림" w:hAnsi="Segoe UI" w:cs="Segoe UI"/>
+          <w:color w:val="0D0D0D"/>
+          <w:kern w:val="0"/>
+          <w:sz w:val="24"/>
+          <w:szCs w:val="24"/>
+        </w:rPr>
+        <w:t xml:space="preserve"> false</w:t>
       </w:r>
     </w:p>
     <w:p/>
@@ -1482,6 +1618,20 @@
           <w:color w:val="0D0D0D"/>
         </w:rPr>
         <w:t>?</w:t>
+      </w:r>
+      <w:r>
+        <w:rPr>
+          <w:rFonts w:ascii="Segoe UI" w:hAnsi="Segoe UI" w:cs="Segoe UI" w:hint="eastAsia"/>
+          <w:color w:val="0D0D0D"/>
+        </w:rPr>
+        <w:t xml:space="preserve"> 4</w:t>
+      </w:r>
+      <w:r>
+        <w:rPr>
+          <w:rFonts w:ascii="Segoe UI" w:hAnsi="Segoe UI" w:cs="Segoe UI" w:hint="eastAsia"/>
+          <w:color w:val="0D0D0D"/>
+        </w:rPr>
+        <w:t>번</w:t>
       </w:r>
       <w:r>
         <w:rPr>
@@ -1771,13 +1921,7 @@
         <w:t>.</w:t>
       </w:r>
     </w:p>
-    <w:p>
-      <w:pPr>
-        <w:rPr>
-          <w:rFonts w:hint="eastAsia"/>
-        </w:rPr>
-      </w:pPr>
-    </w:p>
+    <w:p/>
     <w:p/>
     <w:p>
       <w:pPr>
@@ -1817,7 +1961,7 @@
         <w:pStyle w:val="a3"/>
         <w:shd w:val="clear" w:color="auto" w:fill="FFFFFF"/>
         <w:rPr>
-          <w:rFonts w:ascii="Segoe UI" w:hAnsi="Segoe UI" w:cs="Segoe UI"/>
+          <w:rFonts w:ascii="Segoe UI" w:hAnsi="Segoe UI" w:cs="Segoe UI" w:hint="eastAsia"/>
           <w:color w:val="0D0D0D"/>
         </w:rPr>
       </w:pPr>
@@ -1862,6 +2006,20 @@
           <w:color w:val="0D0D0D"/>
         </w:rPr>
         <w:t>?</w:t>
+      </w:r>
+      <w:r>
+        <w:rPr>
+          <w:rFonts w:ascii="Segoe UI" w:hAnsi="Segoe UI" w:cs="Segoe UI" w:hint="eastAsia"/>
+          <w:color w:val="0D0D0D"/>
+        </w:rPr>
+        <w:t xml:space="preserve"> 2</w:t>
+      </w:r>
+      <w:r>
+        <w:rPr>
+          <w:rFonts w:ascii="Segoe UI" w:hAnsi="Segoe UI" w:cs="Segoe UI" w:hint="eastAsia"/>
+          <w:color w:val="0D0D0D"/>
+        </w:rPr>
+        <w:t>번</w:t>
       </w:r>
     </w:p>
     <w:p>
@@ -1942,6 +2100,7 @@
         <w:t xml:space="preserve"> fruits = </w:t>
       </w:r>
       <w:proofErr w:type="spellStart"/>
+      <w:proofErr w:type="gramStart"/>
       <w:r>
         <w:rPr>
           <w:rStyle w:val="HTML0"/>
@@ -1957,6 +2116,7 @@
         <w:t>split</w:t>
       </w:r>
       <w:proofErr w:type="spellEnd"/>
+      <w:proofErr w:type="gramEnd"/>
       <w:r>
         <w:rPr>
           <w:rStyle w:val="HTML0"/>
@@ -2004,8 +2164,17 @@
           <w:rStyle w:val="HTML0"/>
           <w:color w:val="383A42"/>
         </w:rPr>
-        <w:t>(fruits[</w:t>
-      </w:r>
+        <w:t>(</w:t>
+      </w:r>
+      <w:proofErr w:type="gramStart"/>
+      <w:r>
+        <w:rPr>
+          <w:rStyle w:val="HTML0"/>
+          <w:color w:val="383A42"/>
+        </w:rPr>
+        <w:t>fruits[</w:t>
+      </w:r>
+      <w:proofErr w:type="gramEnd"/>
       <w:r>
         <w:rPr>
           <w:rStyle w:val="hljs-number"/>
@@ -2715,13 +2884,7 @@
         <w:t xml:space="preserve">]; </w:t>
       </w:r>
     </w:p>
-    <w:p>
-      <w:pPr>
-        <w:rPr>
-          <w:rFonts w:hint="eastAsia"/>
-        </w:rPr>
-      </w:pPr>
-    </w:p>
+    <w:p/>
     <w:sectPr>
       <w:pgSz w:w="11906" w:h="16838"/>
       <w:pgMar w:top="1701" w:right="1440" w:bottom="1440" w:left="1440" w:header="851" w:footer="992" w:gutter="0"/>
@@ -2733,7 +2896,7 @@
 </file>
 
 <file path=word/styles.xml><?xml version="1.0" encoding="utf-8"?>
-<w:styles xmlns:mc="http://schemas.openxmlformats.org/markup-compatibility/2006" xmlns:r="http://schemas.openxmlformats.org/officeDocument/2006/relationships" xmlns:w="http://schemas.openxmlformats.org/wordprocessingml/2006/main" xmlns:w14="http://schemas.microsoft.com/office/word/2010/wordml" xmlns:w15="http://schemas.microsoft.com/office/word/2012/wordml" xmlns:w16cex="http://schemas.microsoft.com/office/word/2018/wordml/cex" xmlns:w16cid="http://schemas.microsoft.com/office/word/2016/wordml/cid" xmlns:w16="http://schemas.microsoft.com/office/word/2018/wordml" xmlns:w16sdtdh="http://schemas.microsoft.com/office/word/2020/wordml/sdtdatahash" xmlns:w16se="http://schemas.microsoft.com/office/word/2015/wordml/symex" mc:Ignorable="w14 w15 w16se w16cid w16 w16cex w16sdtdh">
+<w:styles xmlns:mc="http://schemas.openxmlformats.org/markup-compatibility/2006" xmlns:r="http://schemas.openxmlformats.org/officeDocument/2006/relationships" xmlns:w="http://schemas.openxmlformats.org/wordprocessingml/2006/main" xmlns:w14="http://schemas.microsoft.com/office/word/2010/wordml" xmlns:w15="http://schemas.microsoft.com/office/word/2012/wordml" xmlns:w16cex="http://schemas.microsoft.com/office/word/2018/wordml/cex" xmlns:w16cid="http://schemas.microsoft.com/office/word/2016/wordml/cid" xmlns:w16="http://schemas.microsoft.com/office/word/2018/wordml" xmlns:w16du="http://schemas.microsoft.com/office/word/2023/wordml/word16du" xmlns:w16sdtdh="http://schemas.microsoft.com/office/word/2020/wordml/sdtdatahash" xmlns:w16sdtfl="http://schemas.microsoft.com/office/word/2024/wordml/sdtformatlock" xmlns:w16se="http://schemas.microsoft.com/office/word/2015/wordml/symex" mc:Ignorable="w14 w15 w16se w16cid w16 w16cex w16sdtdh w16sdtfl w16du">
   <w:docDefaults>
     <w:rPrDefault>
       <w:rPr>
